--- a/studies/resource_extraction/narrative/reference.docx
+++ b/studies/resource_extraction/narrative/reference.docx
@@ -2,7 +2,10 @@
 <file path=word/document.xml><?xml version="1.0" encoding="utf-8"?>
 <w:document xmlns:w="http://schemas.openxmlformats.org/wordprocessingml/2006/main" xmlns:m="http://schemas.openxmlformats.org/officeDocument/2006/math" xmlns:r="http://schemas.openxmlformats.org/officeDocument/2006/relationships" xmlns:o="urn:schemas-microsoft-com:office:office" xmlns:v="urn:schemas-microsoft-com:vml" xmlns:w10="urn:schemas-microsoft-com:office:word" xmlns:a="http://schemas.openxmlformats.org/drawingml/2006/main" xmlns:pic="http://schemas.openxmlformats.org/drawingml/2006/picture" xmlns:wp="http://schemas.openxmlformats.org/drawingml/2006/wordprocessingDrawing">
   <w:body>
-    <w:sectPr/>
+    <w:sectPr>
+      <w:pgSz w:w="15840" w:h="12240" w:orient="landscape"/>
+      <w:pgMar w:top="1440" w:right="1440" w:bottom="1440" w:left="1440" w:header="720" w:footer="720" w:gutter="0"/>
+    </w:sectPr>
   </w:body>
 </w:document>
 </file>

--- a/studies/resource_extraction/narrative/reference.docx
+++ b/studies/resource_extraction/narrative/reference.docx
@@ -1,21 +1,52 @@
 
 <file path=word/document.xml><?xml version="1.0" encoding="utf-8"?>
-<w:document xmlns:w="http://schemas.openxmlformats.org/wordprocessingml/2006/main" xmlns:m="http://schemas.openxmlformats.org/officeDocument/2006/math" xmlns:r="http://schemas.openxmlformats.org/officeDocument/2006/relationships" xmlns:o="urn:schemas-microsoft-com:office:office" xmlns:v="urn:schemas-microsoft-com:vml" xmlns:w10="urn:schemas-microsoft-com:office:word" xmlns:a="http://schemas.openxmlformats.org/drawingml/2006/main" xmlns:pic="http://schemas.openxmlformats.org/drawingml/2006/picture" xmlns:wp="http://schemas.openxmlformats.org/drawingml/2006/wordprocessingDrawing">
+<w:document xmlns:wpc="http://schemas.microsoft.com/office/word/2010/wordprocessingCanvas" xmlns:cx="http://schemas.microsoft.com/office/drawing/2014/chartex" xmlns:cx1="http://schemas.microsoft.com/office/drawing/2015/9/8/chartex" xmlns:cx2="http://schemas.microsoft.com/office/drawing/2015/10/21/chartex" xmlns:cx3="http://schemas.microsoft.com/office/drawing/2016/5/9/chartex" xmlns:cx4="http://schemas.microsoft.com/office/drawing/2016/5/10/chartex" xmlns:cx5="http://schemas.microsoft.com/office/drawing/2016/5/11/chartex" xmlns:cx6="http://schemas.microsoft.com/office/drawing/2016/5/12/chartex" xmlns:cx7="http://schemas.microsoft.com/office/drawing/2016/5/13/chartex" xmlns:cx8="http://schemas.microsoft.com/office/drawing/2016/5/14/chartex" xmlns:mc="http://schemas.openxmlformats.org/markup-compatibility/2006" xmlns:aink="http://schemas.microsoft.com/office/drawing/2016/ink" xmlns:am3d="http://schemas.microsoft.com/office/drawing/2017/model3d" xmlns:o="urn:schemas-microsoft-com:office:office" xmlns:oel="http://schemas.microsoft.com/office/2019/extlst" xmlns:r="http://schemas.openxmlformats.org/officeDocument/2006/relationships" xmlns:m="http://schemas.openxmlformats.org/officeDocument/2006/math" xmlns:v="urn:schemas-microsoft-com:vml" xmlns:wp14="http://schemas.microsoft.com/office/word/2010/wordprocessingDrawing" xmlns:wp="http://schemas.openxmlformats.org/drawingml/2006/wordprocessingDrawing" xmlns:w10="urn:schemas-microsoft-com:office:word" xmlns:w="http://schemas.openxmlformats.org/wordprocessingml/2006/main" xmlns:w14="http://schemas.microsoft.com/office/word/2010/wordml" xmlns:w15="http://schemas.microsoft.com/office/word/2012/wordml" xmlns:w16cex="http://schemas.microsoft.com/office/word/2018/wordml/cex" xmlns:w16cid="http://schemas.microsoft.com/office/word/2016/wordml/cid" xmlns:w16="http://schemas.microsoft.com/office/word/2018/wordml" xmlns:w16du="http://schemas.microsoft.com/office/word/2023/wordml/word16du" xmlns:w16sdtdh="http://schemas.microsoft.com/office/word/2020/wordml/sdtdatahash" xmlns:w16sdtfl="http://schemas.microsoft.com/office/word/2024/wordml/sdtformatlock" xmlns:w16se="http://schemas.microsoft.com/office/word/2015/wordml/symex" xmlns:wpg="http://schemas.microsoft.com/office/word/2010/wordprocessingGroup" xmlns:wpi="http://schemas.microsoft.com/office/word/2010/wordprocessingInk" xmlns:wne="http://schemas.microsoft.com/office/word/2006/wordml" xmlns:wps="http://schemas.microsoft.com/office/word/2010/wordprocessingShape" mc:Ignorable="w14 w15 w16se w16cid w16 w16cex w16sdtdh w16sdtfl w16du wp14">
   <w:body>
+    <w:p/>
     <w:sectPr>
-      <w:pgSz w:w="15840" w:h="12240" w:orient="landscape"/>
+      <w:pgSz w:w="12240" w:h="15840"/>
       <w:pgMar w:top="1440" w:right="1440" w:bottom="1440" w:left="1440" w:header="720" w:footer="720" w:gutter="0"/>
+      <w:cols w:space="720"/>
+      <w:docGrid w:linePitch="326"/>
     </w:sectPr>
   </w:body>
 </w:document>
 </file>
 
-<file path=word/comments.xml><?xml version="1.0" encoding="utf-8"?>
-<w:comments xmlns:w="http://schemas.openxmlformats.org/wordprocessingml/2006/main" xmlns:m="http://schemas.openxmlformats.org/officeDocument/2006/math" xmlns:r="http://schemas.openxmlformats.org/officeDocument/2006/relationships" xmlns:o="urn:schemas-microsoft-com:office:office" xmlns:v="urn:schemas-microsoft-com:vml" xmlns:w10="urn:schemas-microsoft-com:office:word" xmlns:a="http://schemas.openxmlformats.org/drawingml/2006/main" xmlns:pic="http://schemas.openxmlformats.org/drawingml/2006/picture" xmlns:wp="http://schemas.openxmlformats.org/drawingml/2006/wordprocessingDrawing"/>
+<file path=word/endnotes.xml><?xml version="1.0" encoding="utf-8"?>
+<w:endnotes xmlns:wpc="http://schemas.microsoft.com/office/word/2010/wordprocessingCanvas" xmlns:cx="http://schemas.microsoft.com/office/drawing/2014/chartex" xmlns:cx1="http://schemas.microsoft.com/office/drawing/2015/9/8/chartex" xmlns:cx2="http://schemas.microsoft.com/office/drawing/2015/10/21/chartex" xmlns:cx3="http://schemas.microsoft.com/office/drawing/2016/5/9/chartex" xmlns:cx4="http://schemas.microsoft.com/office/drawing/2016/5/10/chartex" xmlns:cx5="http://schemas.microsoft.com/office/drawing/2016/5/11/chartex" xmlns:cx6="http://schemas.microsoft.com/office/drawing/2016/5/12/chartex" xmlns:cx7="http://schemas.microsoft.com/office/drawing/2016/5/13/chartex" xmlns:cx8="http://schemas.microsoft.com/office/drawing/2016/5/14/chartex" xmlns:mc="http://schemas.openxmlformats.org/markup-compatibility/2006" xmlns:aink="http://schemas.microsoft.com/office/drawing/2016/ink" xmlns:am3d="http://schemas.microsoft.com/office/drawing/2017/model3d" xmlns:o="urn:schemas-microsoft-com:office:office" xmlns:oel="http://schemas.microsoft.com/office/2019/extlst" xmlns:r="http://schemas.openxmlformats.org/officeDocument/2006/relationships" xmlns:m="http://schemas.openxmlformats.org/officeDocument/2006/math" xmlns:v="urn:schemas-microsoft-com:vml" xmlns:wp14="http://schemas.microsoft.com/office/word/2010/wordprocessingDrawing" xmlns:wp="http://schemas.openxmlformats.org/drawingml/2006/wordprocessingDrawing" xmlns:w10="urn:schemas-microsoft-com:office:word" xmlns:w="http://schemas.openxmlformats.org/wordprocessingml/2006/main" xmlns:w14="http://schemas.microsoft.com/office/word/2010/wordml" xmlns:w15="http://schemas.microsoft.com/office/word/2012/wordml" xmlns:w16cex="http://schemas.microsoft.com/office/word/2018/wordml/cex" xmlns:w16cid="http://schemas.microsoft.com/office/word/2016/wordml/cid" xmlns:w16="http://schemas.microsoft.com/office/word/2018/wordml" xmlns:w16du="http://schemas.microsoft.com/office/word/2023/wordml/word16du" xmlns:w16sdtdh="http://schemas.microsoft.com/office/word/2020/wordml/sdtdatahash" xmlns:w16sdtfl="http://schemas.microsoft.com/office/word/2024/wordml/sdtformatlock" xmlns:w16se="http://schemas.microsoft.com/office/word/2015/wordml/symex" xmlns:wpg="http://schemas.microsoft.com/office/word/2010/wordprocessingGroup" xmlns:wpi="http://schemas.microsoft.com/office/word/2010/wordprocessingInk" xmlns:wne="http://schemas.microsoft.com/office/word/2006/wordml" xmlns:wps="http://schemas.microsoft.com/office/word/2010/wordprocessingShape" mc:Ignorable="w14 w15 w16se w16cid w16 w16cex w16sdtdh w16sdtfl w16du wp14">
+  <w:endnote w:type="separator" w:id="-1">
+    <w:p>
+      <w:pPr>
+        <w:spacing w:after="0"/>
+      </w:pPr>
+      <w:r>
+        <w:separator/>
+      </w:r>
+    </w:p>
+  </w:endnote>
+  <w:endnote w:type="continuationSeparator" w:id="0">
+    <w:p>
+      <w:pPr>
+        <w:spacing w:after="0"/>
+      </w:pPr>
+      <w:r>
+        <w:continuationSeparator/>
+      </w:r>
+    </w:p>
+  </w:endnote>
+</w:endnotes>
 </file>
 
 <file path=word/footnotes.xml><?xml version="1.0" encoding="utf-8"?>
-<w:footnotes xmlns:w="http://schemas.openxmlformats.org/wordprocessingml/2006/main" xmlns:m="http://schemas.openxmlformats.org/officeDocument/2006/math" xmlns:r="http://schemas.openxmlformats.org/officeDocument/2006/relationships" xmlns:o="urn:schemas-microsoft-com:office:office" xmlns:v="urn:schemas-microsoft-com:vml" xmlns:w10="urn:schemas-microsoft-com:office:word" xmlns:a="http://schemas.openxmlformats.org/drawingml/2006/main" xmlns:pic="http://schemas.openxmlformats.org/drawingml/2006/picture" xmlns:wp="http://schemas.openxmlformats.org/drawingml/2006/wordprocessingDrawing">
+<w:footnotes xmlns:wpc="http://schemas.microsoft.com/office/word/2010/wordprocessingCanvas" xmlns:cx="http://schemas.microsoft.com/office/drawing/2014/chartex" xmlns:cx1="http://schemas.microsoft.com/office/drawing/2015/9/8/chartex" xmlns:cx2="http://schemas.microsoft.com/office/drawing/2015/10/21/chartex" xmlns:cx3="http://schemas.microsoft.com/office/drawing/2016/5/9/chartex" xmlns:cx4="http://schemas.microsoft.com/office/drawing/2016/5/10/chartex" xmlns:cx5="http://schemas.microsoft.com/office/drawing/2016/5/11/chartex" xmlns:cx6="http://schemas.microsoft.com/office/drawing/2016/5/12/chartex" xmlns:cx7="http://schemas.microsoft.com/office/drawing/2016/5/13/chartex" xmlns:cx8="http://schemas.microsoft.com/office/drawing/2016/5/14/chartex" xmlns:mc="http://schemas.openxmlformats.org/markup-compatibility/2006" xmlns:aink="http://schemas.microsoft.com/office/drawing/2016/ink" xmlns:am3d="http://schemas.microsoft.com/office/drawing/2017/model3d" xmlns:o="urn:schemas-microsoft-com:office:office" xmlns:oel="http://schemas.microsoft.com/office/2019/extlst" xmlns:r="http://schemas.openxmlformats.org/officeDocument/2006/relationships" xmlns:m="http://schemas.openxmlformats.org/officeDocument/2006/math" xmlns:v="urn:schemas-microsoft-com:vml" xmlns:wp14="http://schemas.microsoft.com/office/word/2010/wordprocessingDrawing" xmlns:wp="http://schemas.openxmlformats.org/drawingml/2006/wordprocessingDrawing" xmlns:w10="urn:schemas-microsoft-com:office:word" xmlns:w="http://schemas.openxmlformats.org/wordprocessingml/2006/main" xmlns:w14="http://schemas.microsoft.com/office/word/2010/wordml" xmlns:w15="http://schemas.microsoft.com/office/word/2012/wordml" xmlns:w16cex="http://schemas.microsoft.com/office/word/2018/wordml/cex" xmlns:w16cid="http://schemas.microsoft.com/office/word/2016/wordml/cid" xmlns:w16="http://schemas.microsoft.com/office/word/2018/wordml" xmlns:w16du="http://schemas.microsoft.com/office/word/2023/wordml/word16du" xmlns:w16sdtdh="http://schemas.microsoft.com/office/word/2020/wordml/sdtdatahash" xmlns:w16sdtfl="http://schemas.microsoft.com/office/word/2024/wordml/sdtformatlock" xmlns:w16se="http://schemas.microsoft.com/office/word/2015/wordml/symex" xmlns:wpg="http://schemas.microsoft.com/office/word/2010/wordprocessingGroup" xmlns:wpi="http://schemas.microsoft.com/office/word/2010/wordprocessingInk" xmlns:wne="http://schemas.microsoft.com/office/word/2006/wordml" xmlns:wps="http://schemas.microsoft.com/office/word/2010/wordprocessingShape" mc:Ignorable="w14 w15 w16se w16cid w16 w16cex w16sdtdh w16sdtfl w16du wp14">
+  <w:footnote w:type="separator" w:id="-1">
+    <w:p>
+      <w:r>
+        <w:separator/>
+      </w:r>
+    </w:p>
+  </w:footnote>
   <w:footnote w:type="continuationSeparator" w:id="0">
     <w:p>
       <w:r>
@@ -23,21 +54,92 @@
       </w:r>
     </w:p>
   </w:footnote>
-  <w:footnote w:type="separator" w:id="-1">
-    <w:p>
-      <w:r>
-        <w:separator/>
-      </w:r>
-    </w:p>
-  </w:footnote>
 </w:footnotes>
 </file>
 
 <file path=word/numbering.xml><?xml version="1.0" encoding="utf-8"?>
-<w:numbering xmlns:w="http://schemas.openxmlformats.org/wordprocessingml/2006/main">
-  <w:abstractNum w:abstractNumId="990">
-    <w:nsid w:val="2c1ae401"/>
+<w:numbering xmlns:wpc="http://schemas.microsoft.com/office/word/2010/wordprocessingCanvas" xmlns:cx="http://schemas.microsoft.com/office/drawing/2014/chartex" xmlns:cx1="http://schemas.microsoft.com/office/drawing/2015/9/8/chartex" xmlns:cx2="http://schemas.microsoft.com/office/drawing/2015/10/21/chartex" xmlns:cx3="http://schemas.microsoft.com/office/drawing/2016/5/9/chartex" xmlns:cx4="http://schemas.microsoft.com/office/drawing/2016/5/10/chartex" xmlns:cx5="http://schemas.microsoft.com/office/drawing/2016/5/11/chartex" xmlns:cx6="http://schemas.microsoft.com/office/drawing/2016/5/12/chartex" xmlns:cx7="http://schemas.microsoft.com/office/drawing/2016/5/13/chartex" xmlns:cx8="http://schemas.microsoft.com/office/drawing/2016/5/14/chartex" xmlns:mc="http://schemas.openxmlformats.org/markup-compatibility/2006" xmlns:aink="http://schemas.microsoft.com/office/drawing/2016/ink" xmlns:am3d="http://schemas.microsoft.com/office/drawing/2017/model3d" xmlns:o="urn:schemas-microsoft-com:office:office" xmlns:oel="http://schemas.microsoft.com/office/2019/extlst" xmlns:r="http://schemas.openxmlformats.org/officeDocument/2006/relationships" xmlns:m="http://schemas.openxmlformats.org/officeDocument/2006/math" xmlns:v="urn:schemas-microsoft-com:vml" xmlns:wp14="http://schemas.microsoft.com/office/word/2010/wordprocessingDrawing" xmlns:wp="http://schemas.openxmlformats.org/drawingml/2006/wordprocessingDrawing" xmlns:w10="urn:schemas-microsoft-com:office:word" xmlns:w="http://schemas.openxmlformats.org/wordprocessingml/2006/main" xmlns:w14="http://schemas.microsoft.com/office/word/2010/wordml" xmlns:w15="http://schemas.microsoft.com/office/word/2012/wordml" xmlns:w16cex="http://schemas.microsoft.com/office/word/2018/wordml/cex" xmlns:w16cid="http://schemas.microsoft.com/office/word/2016/wordml/cid" xmlns:w16="http://schemas.microsoft.com/office/word/2018/wordml" xmlns:w16du="http://schemas.microsoft.com/office/word/2023/wordml/word16du" xmlns:w16sdtdh="http://schemas.microsoft.com/office/word/2020/wordml/sdtdatahash" xmlns:w16sdtfl="http://schemas.microsoft.com/office/word/2024/wordml/sdtformatlock" xmlns:w16se="http://schemas.microsoft.com/office/word/2015/wordml/symex" xmlns:wpg="http://schemas.microsoft.com/office/word/2010/wordprocessingGroup" xmlns:wpi="http://schemas.microsoft.com/office/word/2010/wordprocessingInk" xmlns:wne="http://schemas.microsoft.com/office/word/2006/wordml" xmlns:wps="http://schemas.microsoft.com/office/word/2010/wordprocessingShape" mc:Ignorable="w14 w15 w16se w16cid w16 w16cex w16sdtdh w16sdtfl w16du wp14">
+  <w:abstractNum w:abstractNumId="0" w15:restartNumberingAfterBreak="0">
+    <w:nsid w:val="0000A990"/>
     <w:multiLevelType w:val="multilevel"/>
+    <w:tmpl w:val="43E046B0"/>
+    <w:lvl w:ilvl="0">
+      <w:numFmt w:val="bullet"/>
+      <w:lvlText w:val=" "/>
+      <w:lvlJc w:val="left"/>
+      <w:pPr>
+        <w:ind w:left="720" w:hanging="360"/>
+      </w:pPr>
+    </w:lvl>
+    <w:lvl w:ilvl="1">
+      <w:numFmt w:val="bullet"/>
+      <w:lvlText w:val=" "/>
+      <w:lvlJc w:val="left"/>
+      <w:pPr>
+        <w:ind w:left="1440" w:hanging="360"/>
+      </w:pPr>
+    </w:lvl>
+    <w:lvl w:ilvl="2">
+      <w:numFmt w:val="bullet"/>
+      <w:lvlText w:val=" "/>
+      <w:lvlJc w:val="left"/>
+      <w:pPr>
+        <w:ind w:left="2160" w:hanging="360"/>
+      </w:pPr>
+    </w:lvl>
+    <w:lvl w:ilvl="3">
+      <w:numFmt w:val="bullet"/>
+      <w:lvlText w:val=" "/>
+      <w:lvlJc w:val="left"/>
+      <w:pPr>
+        <w:ind w:left="2880" w:hanging="360"/>
+      </w:pPr>
+    </w:lvl>
+    <w:lvl w:ilvl="4">
+      <w:numFmt w:val="bullet"/>
+      <w:lvlText w:val=" "/>
+      <w:lvlJc w:val="left"/>
+      <w:pPr>
+        <w:ind w:left="3600" w:hanging="360"/>
+      </w:pPr>
+    </w:lvl>
+    <w:lvl w:ilvl="5">
+      <w:numFmt w:val="bullet"/>
+      <w:lvlText w:val=" "/>
+      <w:lvlJc w:val="left"/>
+      <w:pPr>
+        <w:ind w:left="4320" w:hanging="360"/>
+      </w:pPr>
+    </w:lvl>
+    <w:lvl w:ilvl="6">
+      <w:numFmt w:val="bullet"/>
+      <w:lvlText w:val=" "/>
+      <w:lvlJc w:val="left"/>
+      <w:pPr>
+        <w:ind w:left="5040" w:hanging="360"/>
+      </w:pPr>
+    </w:lvl>
+    <w:lvl w:ilvl="7">
+      <w:numFmt w:val="bullet"/>
+      <w:lvlText w:val=" "/>
+      <w:lvlJc w:val="left"/>
+      <w:pPr>
+        <w:ind w:left="5760" w:hanging="360"/>
+      </w:pPr>
+    </w:lvl>
+    <w:lvl w:ilvl="8">
+      <w:numFmt w:val="bullet"/>
+      <w:lvlText w:val=" "/>
+      <w:lvlJc w:val="left"/>
+      <w:pPr>
+        <w:ind w:left="6480" w:hanging="360"/>
+      </w:pPr>
+    </w:lvl>
+  </w:abstractNum>
+  <w:abstractNum w:abstractNumId="1" w15:restartNumberingAfterBreak="0">
+    <w:nsid w:val="2C1AE401"/>
+    <w:multiLevelType w:val="multilevel"/>
+    <w:tmpl w:val="4EC8ABCC"/>
     <w:lvl w:ilvl="0">
       <w:numFmt w:val="bullet"/>
       <w:lvlText w:val=" "/>
@@ -138,14 +240,17 @@
       </w:pPr>
     </w:lvl>
   </w:abstractNum>
-  <w:num w:numId="1000">
-    <w:abstractNumId w:val="990"/>
+  <w:num w:numId="1" w16cid:durableId="1561864325">
+    <w:abstractNumId w:val="1"/>
+  </w:num>
+  <w:num w:numId="2" w16cid:durableId="1715496172">
+    <w:abstractNumId w:val="0"/>
   </w:num>
 </w:numbering>
 </file>
 
 <file path=word/styles.xml><?xml version="1.0" encoding="utf-8"?>
-<w:styles xmlns:r="http://schemas.openxmlformats.org/officeDocument/2006/relationships" xmlns:w="http://schemas.openxmlformats.org/wordprocessingml/2006/main">
+<w:styles xmlns:mc="http://schemas.openxmlformats.org/markup-compatibility/2006" xmlns:r="http://schemas.openxmlformats.org/officeDocument/2006/relationships" xmlns:w="http://schemas.openxmlformats.org/wordprocessingml/2006/main" xmlns:w14="http://schemas.microsoft.com/office/word/2010/wordml" xmlns:w15="http://schemas.microsoft.com/office/word/2012/wordml" xmlns:w16cex="http://schemas.microsoft.com/office/word/2018/wordml/cex" xmlns:w16cid="http://schemas.microsoft.com/office/word/2016/wordml/cid" xmlns:w16="http://schemas.microsoft.com/office/word/2018/wordml" xmlns:w16du="http://schemas.microsoft.com/office/word/2023/wordml/word16du" xmlns:w16sdtdh="http://schemas.microsoft.com/office/word/2020/wordml/sdtdatahash" xmlns:w16sdtfl="http://schemas.microsoft.com/office/word/2024/wordml/sdtformatlock" xmlns:w16se="http://schemas.microsoft.com/office/word/2015/wordml/symex" mc:Ignorable="w14 w15 w16se w16cid w16 w16cex w16sdtdh w16sdtfl w16du">
   <w:docDefaults>
     <w:rPrDefault>
       <w:rPr>
@@ -161,119 +266,261 @@
       </w:pPr>
     </w:pPrDefault>
   </w:docDefaults>
-  <w:latentStyles w:defLockedState="0" w:defUIPriority="0" w:defSemiHidden="0" w:defUnhideWhenUsed="0" w:defQFormat="0" w:count="276"/>
+  <w:latentStyles w:defLockedState="0" w:defUIPriority="0" w:defSemiHidden="0" w:defUnhideWhenUsed="0" w:defQFormat="0" w:count="376">
+    <w:lsdException w:name="Normal Table" w:semiHidden="1" w:unhideWhenUsed="1"/>
+    <w:lsdException w:name="Table Simple 1" w:semiHidden="1" w:unhideWhenUsed="1"/>
+    <w:lsdException w:name="Table Simple 2" w:semiHidden="1" w:unhideWhenUsed="1"/>
+    <w:lsdException w:name="Table Simple 3" w:semiHidden="1" w:unhideWhenUsed="1"/>
+    <w:lsdException w:name="Table Classic 1" w:semiHidden="1" w:unhideWhenUsed="1"/>
+    <w:lsdException w:name="Table Classic 2" w:semiHidden="1" w:unhideWhenUsed="1"/>
+    <w:lsdException w:name="Table Classic 3" w:semiHidden="1" w:unhideWhenUsed="1"/>
+    <w:lsdException w:name="Table Classic 4" w:semiHidden="1" w:unhideWhenUsed="1"/>
+    <w:lsdException w:name="Table Colorful 1" w:semiHidden="1" w:unhideWhenUsed="1"/>
+    <w:lsdException w:name="Table Colorful 2" w:semiHidden="1" w:unhideWhenUsed="1"/>
+    <w:lsdException w:name="Table Colorful 3" w:semiHidden="1" w:unhideWhenUsed="1"/>
+    <w:lsdException w:name="Table Columns 1" w:semiHidden="1" w:unhideWhenUsed="1"/>
+    <w:lsdException w:name="Table Columns 2" w:semiHidden="1" w:unhideWhenUsed="1"/>
+    <w:lsdException w:name="Table Columns 3" w:semiHidden="1" w:unhideWhenUsed="1"/>
+    <w:lsdException w:name="Table Columns 4" w:semiHidden="1" w:unhideWhenUsed="1"/>
+    <w:lsdException w:name="Table Columns 5" w:semiHidden="1" w:unhideWhenUsed="1"/>
+    <w:lsdException w:name="Table Grid 1" w:semiHidden="1" w:unhideWhenUsed="1"/>
+    <w:lsdException w:name="Table Grid 2" w:semiHidden="1" w:unhideWhenUsed="1"/>
+    <w:lsdException w:name="Table Grid 3" w:semiHidden="1" w:unhideWhenUsed="1"/>
+    <w:lsdException w:name="Table Grid 4" w:semiHidden="1" w:unhideWhenUsed="1"/>
+    <w:lsdException w:name="Table Grid 5" w:semiHidden="1" w:unhideWhenUsed="1"/>
+    <w:lsdException w:name="Table Grid 6" w:semiHidden="1" w:unhideWhenUsed="1"/>
+    <w:lsdException w:name="Table Grid 7" w:semiHidden="1" w:unhideWhenUsed="1"/>
+    <w:lsdException w:name="Table Grid 8" w:semiHidden="1" w:unhideWhenUsed="1"/>
+    <w:lsdException w:name="Table List 1" w:semiHidden="1" w:unhideWhenUsed="1"/>
+    <w:lsdException w:name="Table List 2" w:semiHidden="1" w:unhideWhenUsed="1"/>
+    <w:lsdException w:name="Table List 3" w:semiHidden="1" w:unhideWhenUsed="1"/>
+    <w:lsdException w:name="Table List 4" w:semiHidden="1" w:unhideWhenUsed="1"/>
+    <w:lsdException w:name="Table List 5" w:semiHidden="1" w:unhideWhenUsed="1"/>
+    <w:lsdException w:name="Table List 6" w:semiHidden="1" w:unhideWhenUsed="1"/>
+    <w:lsdException w:name="Table List 7" w:semiHidden="1" w:unhideWhenUsed="1"/>
+    <w:lsdException w:name="Table List 8" w:semiHidden="1" w:unhideWhenUsed="1"/>
+    <w:lsdException w:name="Table 3D effects 1" w:semiHidden="1" w:unhideWhenUsed="1"/>
+    <w:lsdException w:name="Table 3D effects 2" w:semiHidden="1" w:unhideWhenUsed="1"/>
+    <w:lsdException w:name="Table 3D effects 3" w:semiHidden="1" w:unhideWhenUsed="1"/>
+    <w:lsdException w:name="Table Contemporary" w:semiHidden="1" w:unhideWhenUsed="1"/>
+    <w:lsdException w:name="Table Elegant" w:semiHidden="1" w:unhideWhenUsed="1"/>
+    <w:lsdException w:name="Table Professional" w:semiHidden="1" w:unhideWhenUsed="1"/>
+    <w:lsdException w:name="Table Subtle 1" w:semiHidden="1" w:unhideWhenUsed="1"/>
+    <w:lsdException w:name="Table Subtle 2" w:semiHidden="1" w:unhideWhenUsed="1"/>
+    <w:lsdException w:name="Table Web 1" w:semiHidden="1" w:unhideWhenUsed="1"/>
+    <w:lsdException w:name="Table Web 2" w:semiHidden="1" w:unhideWhenUsed="1"/>
+    <w:lsdException w:name="Table Web 3" w:semiHidden="1" w:unhideWhenUsed="1"/>
+    <w:lsdException w:name="Table Theme" w:semiHidden="1" w:unhideWhenUsed="1"/>
+    <w:lsdException w:name="Light Shading"/>
+    <w:lsdException w:name="Light List"/>
+    <w:lsdException w:name="Light Grid"/>
+    <w:lsdException w:name="Medium Shading 1"/>
+    <w:lsdException w:name="Medium Shading 2"/>
+    <w:lsdException w:name="Medium List 1"/>
+    <w:lsdException w:name="Medium List 2"/>
+    <w:lsdException w:name="Medium Grid 1"/>
+    <w:lsdException w:name="Medium Grid 2"/>
+    <w:lsdException w:name="Medium Grid 3"/>
+    <w:lsdException w:name="Dark List"/>
+    <w:lsdException w:name="Colorful Shading"/>
+    <w:lsdException w:name="Colorful List"/>
+    <w:lsdException w:name="Colorful Grid"/>
+    <w:lsdException w:name="Light Shading Accent 1"/>
+    <w:lsdException w:name="Light List Accent 1"/>
+    <w:lsdException w:name="Light Grid Accent 1"/>
+    <w:lsdException w:name="Medium Shading 1 Accent 1"/>
+    <w:lsdException w:name="Medium Shading 2 Accent 1"/>
+    <w:lsdException w:name="Medium List 1 Accent 1"/>
+    <w:lsdException w:name="Medium List 2 Accent 1"/>
+    <w:lsdException w:name="Medium Grid 1 Accent 1"/>
+    <w:lsdException w:name="Medium Grid 2 Accent 1"/>
+    <w:lsdException w:name="Medium Grid 3 Accent 1"/>
+    <w:lsdException w:name="Dark List Accent 1"/>
+    <w:lsdException w:name="Colorful Shading Accent 1"/>
+    <w:lsdException w:name="Colorful List Accent 1"/>
+    <w:lsdException w:name="Colorful Grid Accent 1"/>
+    <w:lsdException w:name="Light Shading Accent 2"/>
+    <w:lsdException w:name="Light List Accent 2"/>
+    <w:lsdException w:name="Light Grid Accent 2"/>
+    <w:lsdException w:name="Medium Shading 1 Accent 2"/>
+    <w:lsdException w:name="Medium Shading 2 Accent 2"/>
+    <w:lsdException w:name="Medium List 1 Accent 2"/>
+    <w:lsdException w:name="Medium List 2 Accent 2"/>
+    <w:lsdException w:name="Medium Grid 1 Accent 2"/>
+    <w:lsdException w:name="Medium Grid 2 Accent 2"/>
+    <w:lsdException w:name="Medium Grid 3 Accent 2"/>
+    <w:lsdException w:name="Dark List Accent 2"/>
+    <w:lsdException w:name="Colorful Shading Accent 2"/>
+    <w:lsdException w:name="Colorful List Accent 2"/>
+    <w:lsdException w:name="Colorful Grid Accent 2"/>
+    <w:lsdException w:name="Light Shading Accent 3"/>
+    <w:lsdException w:name="Light List Accent 3"/>
+    <w:lsdException w:name="Light Grid Accent 3"/>
+    <w:lsdException w:name="Medium Shading 1 Accent 3"/>
+    <w:lsdException w:name="Medium Shading 2 Accent 3"/>
+    <w:lsdException w:name="Medium List 1 Accent 3"/>
+    <w:lsdException w:name="Medium List 2 Accent 3"/>
+    <w:lsdException w:name="Medium Grid 1 Accent 3"/>
+    <w:lsdException w:name="Medium Grid 2 Accent 3"/>
+    <w:lsdException w:name="Medium Grid 3 Accent 3"/>
+    <w:lsdException w:name="Dark List Accent 3"/>
+    <w:lsdException w:name="Colorful Shading Accent 3"/>
+    <w:lsdException w:name="Colorful List Accent 3"/>
+    <w:lsdException w:name="Colorful Grid Accent 3"/>
+    <w:lsdException w:name="Light Shading Accent 4"/>
+    <w:lsdException w:name="Light List Accent 4"/>
+    <w:lsdException w:name="Light Grid Accent 4"/>
+    <w:lsdException w:name="Medium Shading 1 Accent 4"/>
+    <w:lsdException w:name="Medium Shading 2 Accent 4"/>
+    <w:lsdException w:name="Medium List 1 Accent 4"/>
+    <w:lsdException w:name="Medium List 2 Accent 4"/>
+    <w:lsdException w:name="Medium Grid 1 Accent 4"/>
+    <w:lsdException w:name="Medium Grid 2 Accent 4"/>
+    <w:lsdException w:name="Medium Grid 3 Accent 4"/>
+    <w:lsdException w:name="Dark List Accent 4"/>
+    <w:lsdException w:name="Colorful Shading Accent 4"/>
+    <w:lsdException w:name="Colorful List Accent 4"/>
+    <w:lsdException w:name="Colorful Grid Accent 4"/>
+    <w:lsdException w:name="Light Shading Accent 5"/>
+    <w:lsdException w:name="Light List Accent 5"/>
+    <w:lsdException w:name="Light Grid Accent 5"/>
+    <w:lsdException w:name="Medium Shading 1 Accent 5"/>
+    <w:lsdException w:name="Medium Shading 2 Accent 5"/>
+    <w:lsdException w:name="Medium List 1 Accent 5"/>
+    <w:lsdException w:name="Medium List 2 Accent 5"/>
+    <w:lsdException w:name="Medium Grid 1 Accent 5"/>
+    <w:lsdException w:name="Medium Grid 2 Accent 5"/>
+    <w:lsdException w:name="Medium Grid 3 Accent 5"/>
+    <w:lsdException w:name="Dark List Accent 5"/>
+    <w:lsdException w:name="Colorful Shading Accent 5"/>
+    <w:lsdException w:name="Colorful List Accent 5"/>
+    <w:lsdException w:name="Colorful Grid Accent 5"/>
+    <w:lsdException w:name="Light Shading Accent 6"/>
+    <w:lsdException w:name="Light List Accent 6"/>
+    <w:lsdException w:name="Light Grid Accent 6"/>
+    <w:lsdException w:name="Medium Shading 1 Accent 6"/>
+    <w:lsdException w:name="Medium Shading 2 Accent 6"/>
+    <w:lsdException w:name="Medium List 1 Accent 6"/>
+    <w:lsdException w:name="Medium List 2 Accent 6"/>
+    <w:lsdException w:name="Medium Grid 1 Accent 6"/>
+    <w:lsdException w:name="Medium Grid 2 Accent 6"/>
+    <w:lsdException w:name="Medium Grid 3 Accent 6"/>
+    <w:lsdException w:name="Dark List Accent 6"/>
+    <w:lsdException w:name="Colorful Shading Accent 6"/>
+    <w:lsdException w:name="Colorful List Accent 6"/>
+    <w:lsdException w:name="Colorful Grid Accent 6"/>
+    <w:lsdException w:name="Grid Table 4" w:uiPriority="49"/>
+    <w:lsdException w:name="Grid Table 5 Dark" w:uiPriority="50"/>
+    <w:lsdException w:name="Grid Table 6 Colorful" w:uiPriority="51"/>
+    <w:lsdException w:name="Grid Table 7 Colorful" w:uiPriority="52"/>
+    <w:lsdException w:name="Grid Table 1 Light Accent 1" w:uiPriority="46"/>
+    <w:lsdException w:name="Grid Table 2 Accent 1" w:uiPriority="47"/>
+    <w:lsdException w:name="Grid Table 3 Accent 1" w:uiPriority="48"/>
+    <w:lsdException w:name="Grid Table 4 Accent 1" w:uiPriority="49"/>
+    <w:lsdException w:name="Grid Table 5 Dark Accent 1" w:uiPriority="50"/>
+    <w:lsdException w:name="Grid Table 6 Colorful Accent 1" w:uiPriority="51"/>
+    <w:lsdException w:name="Grid Table 7 Colorful Accent 1" w:uiPriority="52"/>
+    <w:lsdException w:name="Grid Table 1 Light Accent 2" w:uiPriority="46"/>
+    <w:lsdException w:name="Grid Table 2 Accent 2" w:uiPriority="47"/>
+    <w:lsdException w:name="Grid Table 3 Accent 2" w:uiPriority="48"/>
+    <w:lsdException w:name="Grid Table 4 Accent 2" w:uiPriority="49"/>
+    <w:lsdException w:name="Grid Table 5 Dark Accent 2" w:uiPriority="50"/>
+    <w:lsdException w:name="Grid Table 6 Colorful Accent 2" w:uiPriority="51"/>
+    <w:lsdException w:name="Grid Table 7 Colorful Accent 2" w:uiPriority="52"/>
+    <w:lsdException w:name="Grid Table 1 Light Accent 3" w:uiPriority="46"/>
+    <w:lsdException w:name="Grid Table 2 Accent 3" w:uiPriority="47"/>
+    <w:lsdException w:name="Grid Table 3 Accent 3" w:uiPriority="48"/>
+    <w:lsdException w:name="Grid Table 4 Accent 3" w:uiPriority="49"/>
+    <w:lsdException w:name="Grid Table 5 Dark Accent 3" w:uiPriority="50"/>
+    <w:lsdException w:name="Grid Table 6 Colorful Accent 3" w:uiPriority="51"/>
+    <w:lsdException w:name="Grid Table 7 Colorful Accent 3" w:uiPriority="52"/>
+    <w:lsdException w:name="Grid Table 1 Light Accent 4" w:uiPriority="46"/>
+    <w:lsdException w:name="Grid Table 2 Accent 4" w:uiPriority="47"/>
+    <w:lsdException w:name="Grid Table 3 Accent 4" w:uiPriority="48"/>
+    <w:lsdException w:name="Grid Table 4 Accent 4" w:uiPriority="49"/>
+    <w:lsdException w:name="Grid Table 5 Dark Accent 4" w:uiPriority="50"/>
+    <w:lsdException w:name="Grid Table 6 Colorful Accent 4" w:uiPriority="51"/>
+    <w:lsdException w:name="Grid Table 7 Colorful Accent 4" w:uiPriority="52"/>
+    <w:lsdException w:name="Grid Table 1 Light Accent 5" w:uiPriority="46"/>
+    <w:lsdException w:name="Grid Table 2 Accent 5" w:uiPriority="47"/>
+    <w:lsdException w:name="Grid Table 3 Accent 5" w:uiPriority="48"/>
+    <w:lsdException w:name="Grid Table 4 Accent 5" w:uiPriority="49"/>
+    <w:lsdException w:name="Grid Table 5 Dark Accent 5" w:uiPriority="50"/>
+    <w:lsdException w:name="Grid Table 6 Colorful Accent 5" w:uiPriority="51"/>
+    <w:lsdException w:name="Grid Table 7 Colorful Accent 5" w:uiPriority="52"/>
+    <w:lsdException w:name="Grid Table 1 Light Accent 6" w:uiPriority="46"/>
+    <w:lsdException w:name="Grid Table 2 Accent 6" w:uiPriority="47"/>
+    <w:lsdException w:name="Grid Table 3 Accent 6" w:uiPriority="48"/>
+    <w:lsdException w:name="Grid Table 4 Accent 6" w:uiPriority="49"/>
+    <w:lsdException w:name="Grid Table 5 Dark Accent 6" w:uiPriority="50"/>
+    <w:lsdException w:name="Grid Table 6 Colorful Accent 6" w:uiPriority="51"/>
+    <w:lsdException w:name="Grid Table 7 Colorful Accent 6" w:uiPriority="52"/>
+    <w:lsdException w:name="List Table 1 Light" w:uiPriority="46"/>
+    <w:lsdException w:name="List Table 2" w:uiPriority="47"/>
+    <w:lsdException w:name="List Table 3" w:uiPriority="48"/>
+    <w:lsdException w:name="List Table 4" w:uiPriority="49"/>
+    <w:lsdException w:name="List Table 5 Dark" w:uiPriority="50"/>
+    <w:lsdException w:name="List Table 6 Colorful" w:uiPriority="51"/>
+    <w:lsdException w:name="List Table 7 Colorful" w:uiPriority="52"/>
+    <w:lsdException w:name="List Table 1 Light Accent 1" w:uiPriority="46"/>
+    <w:lsdException w:name="List Table 2 Accent 1" w:uiPriority="47"/>
+    <w:lsdException w:name="List Table 3 Accent 1" w:uiPriority="48"/>
+    <w:lsdException w:name="List Table 4 Accent 1" w:uiPriority="49"/>
+    <w:lsdException w:name="List Table 5 Dark Accent 1" w:uiPriority="50"/>
+    <w:lsdException w:name="List Table 6 Colorful Accent 1" w:uiPriority="51"/>
+    <w:lsdException w:name="List Table 7 Colorful Accent 1" w:uiPriority="52"/>
+    <w:lsdException w:name="List Table 1 Light Accent 2" w:uiPriority="46"/>
+    <w:lsdException w:name="List Table 2 Accent 2" w:uiPriority="47"/>
+    <w:lsdException w:name="List Table 3 Accent 2" w:uiPriority="48"/>
+    <w:lsdException w:name="List Table 4 Accent 2" w:uiPriority="49"/>
+    <w:lsdException w:name="List Table 5 Dark Accent 2" w:uiPriority="50"/>
+    <w:lsdException w:name="List Table 6 Colorful Accent 2" w:uiPriority="51"/>
+    <w:lsdException w:name="List Table 7 Colorful Accent 2" w:uiPriority="52"/>
+    <w:lsdException w:name="List Table 1 Light Accent 3" w:uiPriority="46"/>
+    <w:lsdException w:name="List Table 2 Accent 3" w:uiPriority="47"/>
+    <w:lsdException w:name="List Table 3 Accent 3" w:uiPriority="48"/>
+    <w:lsdException w:name="List Table 4 Accent 3" w:uiPriority="49"/>
+    <w:lsdException w:name="List Table 5 Dark Accent 3" w:uiPriority="50"/>
+    <w:lsdException w:name="List Table 6 Colorful Accent 3" w:uiPriority="51"/>
+    <w:lsdException w:name="List Table 7 Colorful Accent 3" w:uiPriority="52"/>
+    <w:lsdException w:name="List Table 1 Light Accent 4" w:uiPriority="46"/>
+    <w:lsdException w:name="List Table 2 Accent 4" w:uiPriority="47"/>
+    <w:lsdException w:name="List Table 3 Accent 4" w:uiPriority="48"/>
+    <w:lsdException w:name="List Table 4 Accent 4" w:uiPriority="49"/>
+    <w:lsdException w:name="List Table 5 Dark Accent 4" w:uiPriority="50"/>
+    <w:lsdException w:name="List Table 6 Colorful Accent 4" w:uiPriority="51"/>
+    <w:lsdException w:name="List Table 7 Colorful Accent 4" w:uiPriority="52"/>
+    <w:lsdException w:name="List Table 1 Light Accent 5" w:uiPriority="46"/>
+    <w:lsdException w:name="List Table 2 Accent 5" w:uiPriority="47"/>
+    <w:lsdException w:name="List Table 3 Accent 5" w:uiPriority="48"/>
+    <w:lsdException w:name="List Table 4 Accent 5" w:uiPriority="49"/>
+    <w:lsdException w:name="List Table 5 Dark Accent 5" w:uiPriority="50"/>
+    <w:lsdException w:name="List Table 6 Colorful Accent 5" w:uiPriority="51"/>
+    <w:lsdException w:name="List Table 7 Colorful Accent 5" w:uiPriority="52"/>
+    <w:lsdException w:name="List Table 1 Light Accent 6" w:uiPriority="46"/>
+    <w:lsdException w:name="List Table 2 Accent 6" w:uiPriority="47"/>
+    <w:lsdException w:name="List Table 3 Accent 6" w:uiPriority="48"/>
+    <w:lsdException w:name="List Table 4 Accent 6" w:uiPriority="49"/>
+    <w:lsdException w:name="List Table 5 Dark Accent 6" w:uiPriority="50"/>
+    <w:lsdException w:name="List Table 6 Colorful Accent 6" w:uiPriority="51"/>
+    <w:lsdException w:name="List Table 7 Colorful Accent 6" w:uiPriority="52"/>
+    <w:lsdException w:name="Mention" w:semiHidden="1" w:uiPriority="99" w:unhideWhenUsed="1"/>
+    <w:lsdException w:name="Smart Hyperlink" w:semiHidden="1" w:uiPriority="99" w:unhideWhenUsed="1"/>
+    <w:lsdException w:name="Hashtag" w:semiHidden="1" w:uiPriority="99" w:unhideWhenUsed="1"/>
+    <w:lsdException w:name="Unresolved Mention" w:semiHidden="1" w:uiPriority="99" w:unhideWhenUsed="1"/>
+    <w:lsdException w:name="Smart Link" w:semiHidden="1" w:uiPriority="99" w:unhideWhenUsed="1"/>
+  </w:latentStyles>
   <w:style w:type="paragraph" w:default="1" w:styleId="Normal">
     <w:name w:val="Normal"/>
     <w:qFormat/>
   </w:style>
-  <w:style w:type="paragraph" w:styleId="BodyText">
-    <w:name w:val="Body Text"/>
-    <w:basedOn w:val="Normal"/>
-    <w:link w:val="BodyTextChar"/>
-    <w:pPr>
-      <w:spacing w:before="180" w:after="180"/>
-    </w:pPr>
-    <w:qFormat/>
-  </w:style>
-  <w:style w:type="paragraph" w:customStyle="1" w:styleId="FirstParagraph">
-    <w:name w:val="First Paragraph"/>
-    <w:basedOn w:val="BodyText"/>
-    <w:next w:val="BodyText"/>
-    <w:qFormat/>
-  </w:style>
-  <w:style w:type="paragraph" w:customStyle="1" w:styleId="Compact">
-    <w:name w:val="Compact"/>
-    <w:basedOn w:val="BodyText"/>
-    <w:qFormat/>
-    <w:pPr>
-      <w:spacing w:before="36" w:after="36"/>
-    </w:pPr>
-  </w:style>
-  <w:style w:type="paragraph" w:styleId="Title">
-    <w:name w:val="Title"/>
-    <w:basedOn w:val="Normal"/>
-    <w:next w:val="BodyText"/>
-    <w:qFormat/>
-    <w:pPr>
-      <w:keepNext/>
-      <w:keepLines/>
-      <w:spacing w:before="480" w:after="240"/>
-      <w:jc w:val="center"/>
-    </w:pPr>
-    <w:rPr>
-      <w:rFonts w:asciiTheme="majorHAnsi" w:eastAsiaTheme="majorEastAsia" w:hAnsiTheme="majorHAnsi" w:cstheme="majorBidi"/>
-      <w:b/>
-      <w:bCs/>
-      <w:color w:val="345A8A" w:themeColor="accent1" w:themeShade="B5"/>
-      <w:sz w:val="36"/>
-      <w:szCs w:val="36"/>
-    </w:rPr>
-  </w:style>
-  <w:style w:type="paragraph" w:styleId="Subtitle">
-    <w:name w:val="Subtitle"/>
-    <w:basedOn w:val="Title"/>
-    <w:next w:val="BodyText"/>
-    <w:qFormat/>
-    <w:pPr>
-      <w:keepNext/>
-      <w:keepLines/>
-      <w:spacing w:before="240" w:after="240"/>
-      <w:jc w:val="center"/>
-    </w:pPr>
-    <w:rPr>
-      <w:sz w:val="30"/>
-      <w:szCs w:val="30"/>
-    </w:rPr>
-  </w:style>
-  <w:style w:type="paragraph" w:customStyle="1" w:styleId="Author">
-    <w:name w:val="Author"/>
-    <w:next w:val="BodyText"/>
-    <w:qFormat/>
-    <w:pPr>
-      <w:keepNext/>
-      <w:keepLines/>
-      <w:jc w:val="center"/>
-    </w:pPr>
-  </w:style>
-  <w:style w:type="paragraph" w:styleId="Date">
-    <w:name w:val="Date"/>
-    <w:next w:val="BodyText"/>
-    <w:qFormat/>
-    <w:pPr>
-      <w:keepNext/>
-      <w:keepLines/>
-      <w:jc w:val="center"/>
-    </w:pPr>
-  </w:style>
-  <w:style w:type="paragraph" w:customStyle="1" w:styleId="Abstract">
-    <w:name w:val="Abstract"/>
-    <w:basedOn w:val="Normal"/>
-    <w:next w:val="BodyText"/>
-    <w:qFormat/>
-    <w:pPr>
-      <w:keepNext/>
-      <w:keepLines/>
-      <w:spacing w:before="300" w:after="300"/>
-    </w:pPr>
-    <w:rPr>
-      <w:sz w:val="20"/>
-      <w:szCs w:val="20"/>
-    </w:rPr>
-  </w:style>
-  <w:style w:type="paragraph" w:styleId="Bibliography">
-    <w:name w:val="Bibliography"/>
-    <w:basedOn w:val="Normal"/>
-    <w:next w:val="Bibliography"/>
-    <w:qFormat/>
-    <w:pPr/>
-    <w:rPr/>
-  </w:style>
   <w:style w:type="paragraph" w:styleId="Heading1">
-    <w:name w:val="Heading 1"/>
+    <w:name w:val="heading 1"/>
     <w:basedOn w:val="Normal"/>
     <w:next w:val="BodyText"/>
     <w:uiPriority w:val="9"/>
     <w:qFormat/>
+    <w:rsid w:val="008467A5"/>
     <w:pPr>
       <w:keepNext/>
       <w:keepLines/>
@@ -284,18 +531,16 @@
       <w:rFonts w:asciiTheme="majorHAnsi" w:eastAsiaTheme="majorEastAsia" w:hAnsiTheme="majorHAnsi" w:cstheme="majorBidi"/>
       <w:b/>
       <w:bCs/>
-      <w:color w:val="4F81BD" w:themeColor="accent1"/>
-      <w:sz w:val="32"/>
-      <w:szCs w:val="32"/>
     </w:rPr>
   </w:style>
   <w:style w:type="paragraph" w:styleId="Heading2">
-    <w:name w:val="Heading 2"/>
+    <w:name w:val="heading 2"/>
     <w:basedOn w:val="Normal"/>
     <w:next w:val="BodyText"/>
     <w:uiPriority w:val="9"/>
     <w:unhideWhenUsed/>
     <w:qFormat/>
+    <w:rsid w:val="008467A5"/>
     <w:pPr>
       <w:keepNext/>
       <w:keepLines/>
@@ -306,13 +551,10 @@
       <w:rFonts w:asciiTheme="majorHAnsi" w:eastAsiaTheme="majorEastAsia" w:hAnsiTheme="majorHAnsi" w:cstheme="majorBidi"/>
       <w:b/>
       <w:bCs/>
-      <w:color w:val="4F81BD" w:themeColor="accent1"/>
-      <w:sz w:val="28"/>
-      <w:szCs w:val="28"/>
     </w:rPr>
   </w:style>
   <w:style w:type="paragraph" w:styleId="Heading3">
-    <w:name w:val="Heading 3"/>
+    <w:name w:val="heading 3"/>
     <w:basedOn w:val="Normal"/>
     <w:next w:val="BodyText"/>
     <w:uiPriority w:val="9"/>
@@ -329,17 +571,16 @@
       <w:b/>
       <w:bCs/>
       <w:color w:val="4F81BD" w:themeColor="accent1"/>
-      <w:sz w:val="24"/>
-      <w:szCs w:val="24"/>
     </w:rPr>
   </w:style>
   <w:style w:type="paragraph" w:styleId="Heading4">
-    <w:name w:val="Heading 4"/>
+    <w:name w:val="heading 4"/>
     <w:basedOn w:val="Normal"/>
     <w:next w:val="BodyText"/>
     <w:uiPriority w:val="9"/>
     <w:unhideWhenUsed/>
     <w:qFormat/>
+    <w:rsid w:val="008467A5"/>
     <w:pPr>
       <w:keepNext/>
       <w:keepLines/>
@@ -348,15 +589,12 @@
     </w:pPr>
     <w:rPr>
       <w:rFonts w:asciiTheme="majorHAnsi" w:eastAsiaTheme="majorEastAsia" w:hAnsiTheme="majorHAnsi" w:cstheme="majorBidi"/>
+      <w:bCs/>
       <w:i/>
-      <w:bCs/>
-      <w:color w:val="4F81BD" w:themeColor="accent1"/>
-      <w:sz w:val="24"/>
-      <w:szCs w:val="24"/>
     </w:rPr>
   </w:style>
   <w:style w:type="paragraph" w:styleId="Heading5">
-    <w:name w:val="Heading 5"/>
+    <w:name w:val="heading 5"/>
     <w:basedOn w:val="Normal"/>
     <w:next w:val="BodyText"/>
     <w:uiPriority w:val="9"/>
@@ -372,12 +610,10 @@
       <w:rFonts w:asciiTheme="majorHAnsi" w:eastAsiaTheme="majorEastAsia" w:hAnsiTheme="majorHAnsi" w:cstheme="majorBidi"/>
       <w:iCs/>
       <w:color w:val="4F81BD" w:themeColor="accent1"/>
-      <w:sz w:val="24"/>
-      <w:szCs w:val="24"/>
     </w:rPr>
   </w:style>
   <w:style w:type="paragraph" w:styleId="Heading6">
-    <w:name w:val="Heading 6"/>
+    <w:name w:val="heading 6"/>
     <w:basedOn w:val="Normal"/>
     <w:next w:val="BodyText"/>
     <w:uiPriority w:val="9"/>
@@ -392,12 +628,10 @@
     <w:rPr>
       <w:rFonts w:asciiTheme="majorHAnsi" w:eastAsiaTheme="majorEastAsia" w:hAnsiTheme="majorHAnsi" w:cstheme="majorBidi"/>
       <w:color w:val="4F81BD" w:themeColor="accent1"/>
-      <w:sz w:val="24"/>
-      <w:szCs w:val="24"/>
     </w:rPr>
   </w:style>
   <w:style w:type="paragraph" w:styleId="Heading7">
-    <w:name w:val="Heading 7"/>
+    <w:name w:val="heading 7"/>
     <w:basedOn w:val="Normal"/>
     <w:next w:val="BodyText"/>
     <w:uiPriority w:val="9"/>
@@ -412,12 +646,10 @@
     <w:rPr>
       <w:rFonts w:asciiTheme="majorHAnsi" w:eastAsiaTheme="majorEastAsia" w:hAnsiTheme="majorHAnsi" w:cstheme="majorBidi"/>
       <w:color w:val="4F81BD" w:themeColor="accent1"/>
-      <w:sz w:val="24"/>
-      <w:szCs w:val="24"/>
     </w:rPr>
   </w:style>
   <w:style w:type="paragraph" w:styleId="Heading8">
-    <w:name w:val="Heading 8"/>
+    <w:name w:val="heading 8"/>
     <w:basedOn w:val="Normal"/>
     <w:next w:val="BodyText"/>
     <w:uiPriority w:val="9"/>
@@ -432,12 +664,10 @@
     <w:rPr>
       <w:rFonts w:asciiTheme="majorHAnsi" w:eastAsiaTheme="majorEastAsia" w:hAnsiTheme="majorHAnsi" w:cstheme="majorBidi"/>
       <w:color w:val="4F81BD" w:themeColor="accent1"/>
-      <w:sz w:val="24"/>
-      <w:szCs w:val="24"/>
     </w:rPr>
   </w:style>
   <w:style w:type="paragraph" w:styleId="Heading9">
-    <w:name w:val="Heading 9"/>
+    <w:name w:val="heading 9"/>
     <w:basedOn w:val="Normal"/>
     <w:next w:val="BodyText"/>
     <w:uiPriority w:val="9"/>
@@ -452,41 +682,18 @@
     <w:rPr>
       <w:rFonts w:asciiTheme="majorHAnsi" w:eastAsiaTheme="majorEastAsia" w:hAnsiTheme="majorHAnsi" w:cstheme="majorBidi"/>
       <w:color w:val="4F81BD" w:themeColor="accent1"/>
-      <w:sz w:val="24"/>
-      <w:szCs w:val="24"/>
-    </w:rPr>
-  </w:style>
-  <w:style w:type="paragraph" w:styleId="BlockText">
-    <w:name w:val="Block Text"/>
-    <w:basedOn w:val="BodyText"/>
-    <w:next w:val="BodyText"/>
-    <w:uiPriority w:val="9"/>
-    <w:unhideWhenUsed/>
-    <w:qFormat/>
-    <w:pPr>
-      <w:spacing w:before="100" w:after="100"/>
-      <w:ind w:firstLine="0" w:left="480" w:right="480"/>
-    </w:pPr>
-  </w:style>
-  <w:style w:type="paragraph" w:styleId="FootnoteText">
-    <w:name w:val="Footnote Text"/>
-    <w:basedOn w:val="Normal"/>
-    <w:next w:val="FootnoteText"/>
-    <w:uiPriority w:val="9"/>
-    <w:unhideWhenUsed/>
-    <w:qFormat/>
+    </w:rPr>
   </w:style>
   <w:style w:type="character" w:default="1" w:styleId="DefaultParagraphFont">
     <w:name w:val="Default Paragraph Font"/>
+    <w:uiPriority w:val="1"/>
+    <w:unhideWhenUsed/>
+  </w:style>
+  <w:style w:type="table" w:default="1" w:styleId="TableNormal">
+    <w:name w:val="Normal Table"/>
+    <w:uiPriority w:val="99"/>
     <w:semiHidden/>
     <w:unhideWhenUsed/>
-  </w:style>
-  <w:style w:type="table" w:default="1" w:styleId="Table">
-    <w:name w:val="Table"/>
-    <w:basedOn w:val="TableNormal"/>
-    <w:semiHidden/>
-    <w:unhideWhenUsed/>
-    <w:qFormat/>
     <w:tblPr>
       <w:tblInd w:w="0" w:type="dxa"/>
       <w:tblCellMar>
@@ -497,6 +704,145 @@
       </w:tblCellMar>
     </w:tblPr>
   </w:style>
+  <w:style w:type="numbering" w:default="1" w:styleId="NoList">
+    <w:name w:val="No List"/>
+    <w:uiPriority w:val="99"/>
+    <w:semiHidden/>
+    <w:unhideWhenUsed/>
+  </w:style>
+  <w:style w:type="paragraph" w:styleId="BodyText">
+    <w:name w:val="Body Text"/>
+    <w:basedOn w:val="Normal"/>
+    <w:qFormat/>
+    <w:rsid w:val="008467A5"/>
+    <w:pPr>
+      <w:spacing w:before="180" w:after="180" w:line="480" w:lineRule="auto"/>
+      <w:jc w:val="both"/>
+    </w:pPr>
+  </w:style>
+  <w:style w:type="paragraph" w:customStyle="1" w:styleId="FirstParagraph">
+    <w:name w:val="First Paragraph"/>
+    <w:basedOn w:val="BodyText"/>
+    <w:next w:val="BodyText"/>
+    <w:qFormat/>
+  </w:style>
+  <w:style w:type="paragraph" w:customStyle="1" w:styleId="Compact">
+    <w:name w:val="Compact"/>
+    <w:basedOn w:val="BodyText"/>
+    <w:qFormat/>
+    <w:pPr>
+      <w:spacing w:before="36" w:after="36"/>
+    </w:pPr>
+  </w:style>
+  <w:style w:type="paragraph" w:styleId="Title">
+    <w:name w:val="Title"/>
+    <w:basedOn w:val="Normal"/>
+    <w:next w:val="BodyText"/>
+    <w:qFormat/>
+    <w:rsid w:val="008467A5"/>
+    <w:pPr>
+      <w:keepNext/>
+      <w:keepLines/>
+      <w:spacing w:before="480" w:after="240"/>
+      <w:jc w:val="center"/>
+    </w:pPr>
+    <w:rPr>
+      <w:rFonts w:asciiTheme="majorHAnsi" w:eastAsiaTheme="majorEastAsia" w:hAnsiTheme="majorHAnsi" w:cstheme="majorBidi"/>
+      <w:b/>
+      <w:bCs/>
+    </w:rPr>
+  </w:style>
+  <w:style w:type="paragraph" w:styleId="Subtitle">
+    <w:name w:val="Subtitle"/>
+    <w:basedOn w:val="Title"/>
+    <w:next w:val="BodyText"/>
+    <w:qFormat/>
+    <w:pPr>
+      <w:spacing w:before="240"/>
+    </w:pPr>
+    <w:rPr>
+      <w:sz w:val="30"/>
+      <w:szCs w:val="30"/>
+    </w:rPr>
+  </w:style>
+  <w:style w:type="paragraph" w:customStyle="1" w:styleId="Author">
+    <w:name w:val="Author"/>
+    <w:next w:val="BodyText"/>
+    <w:qFormat/>
+    <w:pPr>
+      <w:keepNext/>
+      <w:keepLines/>
+      <w:jc w:val="center"/>
+    </w:pPr>
+  </w:style>
+  <w:style w:type="paragraph" w:styleId="Date">
+    <w:name w:val="Date"/>
+    <w:next w:val="BodyText"/>
+    <w:qFormat/>
+    <w:pPr>
+      <w:keepNext/>
+      <w:keepLines/>
+      <w:jc w:val="center"/>
+    </w:pPr>
+  </w:style>
+  <w:style w:type="paragraph" w:customStyle="1" w:styleId="Abstract">
+    <w:name w:val="Abstract"/>
+    <w:basedOn w:val="Normal"/>
+    <w:next w:val="BodyText"/>
+    <w:qFormat/>
+    <w:pPr>
+      <w:keepNext/>
+      <w:keepLines/>
+      <w:spacing w:before="300" w:after="300"/>
+    </w:pPr>
+    <w:rPr>
+      <w:sz w:val="20"/>
+      <w:szCs w:val="20"/>
+    </w:rPr>
+  </w:style>
+  <w:style w:type="paragraph" w:styleId="Bibliography">
+    <w:name w:val="Bibliography"/>
+    <w:basedOn w:val="Normal"/>
+    <w:qFormat/>
+  </w:style>
+  <w:style w:type="paragraph" w:styleId="BlockText">
+    <w:name w:val="Block Text"/>
+    <w:basedOn w:val="BodyText"/>
+    <w:next w:val="BodyText"/>
+    <w:uiPriority w:val="9"/>
+    <w:unhideWhenUsed/>
+    <w:qFormat/>
+    <w:pPr>
+      <w:spacing w:before="100" w:after="100"/>
+      <w:ind w:left="480" w:right="480"/>
+    </w:pPr>
+  </w:style>
+  <w:style w:type="paragraph" w:styleId="FootnoteText">
+    <w:name w:val="footnote text"/>
+    <w:basedOn w:val="Normal"/>
+    <w:uiPriority w:val="9"/>
+    <w:unhideWhenUsed/>
+    <w:qFormat/>
+    <w:rsid w:val="008467A5"/>
+    <w:pPr>
+      <w:jc w:val="both"/>
+    </w:pPr>
+  </w:style>
+  <w:style w:type="table" w:customStyle="1" w:styleId="Table">
+    <w:name w:val="Table"/>
+    <w:semiHidden/>
+    <w:unhideWhenUsed/>
+    <w:qFormat/>
+    <w:tblPr>
+      <w:tblInd w:w="0" w:type="dxa"/>
+      <w:tblCellMar>
+        <w:top w:w="0" w:type="dxa"/>
+        <w:left w:w="108" w:type="dxa"/>
+        <w:bottom w:w="0" w:type="dxa"/>
+        <w:right w:w="108" w:type="dxa"/>
+      </w:tblCellMar>
+    </w:tblPr>
+  </w:style>
   <w:style w:type="paragraph" w:customStyle="1" w:styleId="DefinitionTerm">
     <w:name w:val="Definition Term"/>
     <w:basedOn w:val="Normal"/>
@@ -515,11 +861,11 @@
     <w:basedOn w:val="Normal"/>
   </w:style>
   <w:style w:type="paragraph" w:styleId="Caption">
-    <w:name w:val="Caption"/>
-    <w:basedOn w:val="Normal"/>
-    <w:link w:val="BodyTextChar"/>
-    <w:pPr>
-      <w:spacing w:before="0" w:after="120"/>
+    <w:name w:val="caption"/>
+    <w:basedOn w:val="Normal"/>
+    <w:link w:val="CaptionChar"/>
+    <w:pPr>
+      <w:spacing w:after="120"/>
     </w:pPr>
     <w:rPr>
       <w:i/>
@@ -547,29 +893,30 @@
       <w:keepNext/>
     </w:pPr>
   </w:style>
-  <w:style w:type="character" w:customStyle="1" w:styleId="BodyTextChar">
-    <w:name w:val="Body Text Char"/>
+  <w:style w:type="character" w:customStyle="1" w:styleId="CaptionChar">
+    <w:name w:val="Caption Char"/>
     <w:basedOn w:val="DefaultParagraphFont"/>
-    <w:link w:val="BodyText"/>
+    <w:link w:val="Caption"/>
   </w:style>
   <w:style w:type="character" w:customStyle="1" w:styleId="VerbatimChar">
     <w:name w:val="Verbatim Char"/>
-    <w:basedOn w:val="BodyTextChar"/>
+    <w:basedOn w:val="CaptionChar"/>
+    <w:link w:val="SourceCode"/>
     <w:rPr>
       <w:rFonts w:ascii="Consolas" w:hAnsi="Consolas"/>
       <w:sz w:val="22"/>
     </w:rPr>
   </w:style>
   <w:style w:type="character" w:styleId="FootnoteReference">
-    <w:name w:val="Footnote Reference"/>
-    <w:basedOn w:val="BodyTextChar"/>
+    <w:name w:val="footnote reference"/>
+    <w:basedOn w:val="CaptionChar"/>
     <w:rPr>
       <w:vertAlign w:val="superscript"/>
     </w:rPr>
   </w:style>
   <w:style w:type="character" w:styleId="Hyperlink">
     <w:name w:val="Hyperlink"/>
-    <w:basedOn w:val="BodyTextChar"/>
+    <w:basedOn w:val="CaptionChar"/>
     <w:rPr>
       <w:color w:val="4F81BD" w:themeColor="accent1"/>
     </w:rPr>
@@ -586,7 +933,6 @@
       <w:outlineLvl w:val="9"/>
     </w:pPr>
     <w:rPr>
-      <w:rFonts w:asciiTheme="majorHAnsi" w:eastAsiaTheme="majorEastAsia" w:hAnsiTheme="majorHAnsi" w:cstheme="majorBidi"/>
       <w:b w:val="0"/>
       <w:bCs w:val="0"/>
       <w:color w:val="365F91" w:themeColor="accent1" w:themeShade="BF"/>
@@ -597,229 +943,296 @@
     <w:basedOn w:val="Normal"/>
     <w:link w:val="VerbatimChar"/>
     <w:pPr>
-      <w:wordWrap w:val="off"/>
+      <w:wordWrap w:val="0"/>
     </w:pPr>
   </w:style>
   <w:style w:type="character" w:customStyle="1" w:styleId="KeywordTok">
     <w:name w:val="KeywordTok"/>
     <w:basedOn w:val="VerbatimChar"/>
     <w:rPr>
+      <w:rFonts w:ascii="Consolas" w:hAnsi="Consolas"/>
+      <w:b/>
       <w:color w:val="007020"/>
-      <w:b/>
+      <w:sz w:val="22"/>
     </w:rPr>
   </w:style>
   <w:style w:type="character" w:customStyle="1" w:styleId="DataTypeTok">
     <w:name w:val="DataTypeTok"/>
     <w:basedOn w:val="VerbatimChar"/>
     <w:rPr>
+      <w:rFonts w:ascii="Consolas" w:hAnsi="Consolas"/>
       <w:color w:val="902000"/>
+      <w:sz w:val="22"/>
     </w:rPr>
   </w:style>
   <w:style w:type="character" w:customStyle="1" w:styleId="DecValTok">
     <w:name w:val="DecValTok"/>
     <w:basedOn w:val="VerbatimChar"/>
     <w:rPr>
-      <w:color w:val="40a070"/>
+      <w:rFonts w:ascii="Consolas" w:hAnsi="Consolas"/>
+      <w:color w:val="40A070"/>
+      <w:sz w:val="22"/>
     </w:rPr>
   </w:style>
   <w:style w:type="character" w:customStyle="1" w:styleId="BaseNTok">
     <w:name w:val="BaseNTok"/>
     <w:basedOn w:val="VerbatimChar"/>
     <w:rPr>
-      <w:color w:val="40a070"/>
+      <w:rFonts w:ascii="Consolas" w:hAnsi="Consolas"/>
+      <w:color w:val="40A070"/>
+      <w:sz w:val="22"/>
     </w:rPr>
   </w:style>
   <w:style w:type="character" w:customStyle="1" w:styleId="FloatTok">
     <w:name w:val="FloatTok"/>
     <w:basedOn w:val="VerbatimChar"/>
     <w:rPr>
-      <w:color w:val="40a070"/>
+      <w:rFonts w:ascii="Consolas" w:hAnsi="Consolas"/>
+      <w:color w:val="40A070"/>
+      <w:sz w:val="22"/>
     </w:rPr>
   </w:style>
   <w:style w:type="character" w:customStyle="1" w:styleId="ConstantTok">
     <w:name w:val="ConstantTok"/>
     <w:basedOn w:val="VerbatimChar"/>
     <w:rPr>
+      <w:rFonts w:ascii="Consolas" w:hAnsi="Consolas"/>
       <w:color w:val="880000"/>
+      <w:sz w:val="22"/>
     </w:rPr>
   </w:style>
   <w:style w:type="character" w:customStyle="1" w:styleId="CharTok">
     <w:name w:val="CharTok"/>
     <w:basedOn w:val="VerbatimChar"/>
     <w:rPr>
-      <w:color w:val="4070a0"/>
+      <w:rFonts w:ascii="Consolas" w:hAnsi="Consolas"/>
+      <w:color w:val="4070A0"/>
+      <w:sz w:val="22"/>
     </w:rPr>
   </w:style>
   <w:style w:type="character" w:customStyle="1" w:styleId="SpecialCharTok">
     <w:name w:val="SpecialCharTok"/>
     <w:basedOn w:val="VerbatimChar"/>
     <w:rPr>
-      <w:color w:val="4070a0"/>
+      <w:rFonts w:ascii="Consolas" w:hAnsi="Consolas"/>
+      <w:color w:val="4070A0"/>
+      <w:sz w:val="22"/>
     </w:rPr>
   </w:style>
   <w:style w:type="character" w:customStyle="1" w:styleId="StringTok">
     <w:name w:val="StringTok"/>
     <w:basedOn w:val="VerbatimChar"/>
     <w:rPr>
-      <w:color w:val="4070a0"/>
+      <w:rFonts w:ascii="Consolas" w:hAnsi="Consolas"/>
+      <w:color w:val="4070A0"/>
+      <w:sz w:val="22"/>
     </w:rPr>
   </w:style>
   <w:style w:type="character" w:customStyle="1" w:styleId="VerbatimStringTok">
     <w:name w:val="VerbatimStringTok"/>
     <w:basedOn w:val="VerbatimChar"/>
     <w:rPr>
-      <w:color w:val="4070a0"/>
+      <w:rFonts w:ascii="Consolas" w:hAnsi="Consolas"/>
+      <w:color w:val="4070A0"/>
+      <w:sz w:val="22"/>
     </w:rPr>
   </w:style>
   <w:style w:type="character" w:customStyle="1" w:styleId="SpecialStringTok">
     <w:name w:val="SpecialStringTok"/>
     <w:basedOn w:val="VerbatimChar"/>
     <w:rPr>
-      <w:color w:val="bb6688"/>
+      <w:rFonts w:ascii="Consolas" w:hAnsi="Consolas"/>
+      <w:color w:val="BB6688"/>
+      <w:sz w:val="22"/>
     </w:rPr>
   </w:style>
   <w:style w:type="character" w:customStyle="1" w:styleId="ImportTok">
     <w:name w:val="ImportTok"/>
     <w:basedOn w:val="VerbatimChar"/>
-    <w:rPr/>
+    <w:rPr>
+      <w:rFonts w:ascii="Consolas" w:hAnsi="Consolas"/>
+      <w:sz w:val="22"/>
+    </w:rPr>
   </w:style>
   <w:style w:type="character" w:customStyle="1" w:styleId="CommentTok">
     <w:name w:val="CommentTok"/>
     <w:basedOn w:val="VerbatimChar"/>
     <w:rPr>
-      <w:color w:val="60a0b0"/>
+      <w:rFonts w:ascii="Consolas" w:hAnsi="Consolas"/>
       <w:i/>
+      <w:color w:val="60A0B0"/>
+      <w:sz w:val="22"/>
     </w:rPr>
   </w:style>
   <w:style w:type="character" w:customStyle="1" w:styleId="DocumentationTok">
     <w:name w:val="DocumentationTok"/>
     <w:basedOn w:val="VerbatimChar"/>
     <w:rPr>
-      <w:color w:val="ba2121"/>
+      <w:rFonts w:ascii="Consolas" w:hAnsi="Consolas"/>
       <w:i/>
+      <w:color w:val="BA2121"/>
+      <w:sz w:val="22"/>
     </w:rPr>
   </w:style>
   <w:style w:type="character" w:customStyle="1" w:styleId="AnnotationTok">
     <w:name w:val="AnnotationTok"/>
     <w:basedOn w:val="VerbatimChar"/>
     <w:rPr>
-      <w:color w:val="60a0b0"/>
+      <w:rFonts w:ascii="Consolas" w:hAnsi="Consolas"/>
       <w:b/>
       <w:i/>
+      <w:color w:val="60A0B0"/>
+      <w:sz w:val="22"/>
     </w:rPr>
   </w:style>
   <w:style w:type="character" w:customStyle="1" w:styleId="CommentVarTok">
     <w:name w:val="CommentVarTok"/>
     <w:basedOn w:val="VerbatimChar"/>
     <w:rPr>
-      <w:color w:val="60a0b0"/>
+      <w:rFonts w:ascii="Consolas" w:hAnsi="Consolas"/>
       <w:b/>
       <w:i/>
+      <w:color w:val="60A0B0"/>
+      <w:sz w:val="22"/>
     </w:rPr>
   </w:style>
   <w:style w:type="character" w:customStyle="1" w:styleId="OtherTok">
     <w:name w:val="OtherTok"/>
     <w:basedOn w:val="VerbatimChar"/>
     <w:rPr>
+      <w:rFonts w:ascii="Consolas" w:hAnsi="Consolas"/>
       <w:color w:val="007020"/>
+      <w:sz w:val="22"/>
     </w:rPr>
   </w:style>
   <w:style w:type="character" w:customStyle="1" w:styleId="FunctionTok">
     <w:name w:val="FunctionTok"/>
     <w:basedOn w:val="VerbatimChar"/>
     <w:rPr>
-      <w:color w:val="06287e"/>
+      <w:rFonts w:ascii="Consolas" w:hAnsi="Consolas"/>
+      <w:color w:val="06287E"/>
+      <w:sz w:val="22"/>
     </w:rPr>
   </w:style>
   <w:style w:type="character" w:customStyle="1" w:styleId="VariableTok">
     <w:name w:val="VariableTok"/>
     <w:basedOn w:val="VerbatimChar"/>
     <w:rPr>
-      <w:color w:val="19177c"/>
+      <w:rFonts w:ascii="Consolas" w:hAnsi="Consolas"/>
+      <w:color w:val="19177C"/>
+      <w:sz w:val="22"/>
     </w:rPr>
   </w:style>
   <w:style w:type="character" w:customStyle="1" w:styleId="ControlFlowTok">
     <w:name w:val="ControlFlowTok"/>
     <w:basedOn w:val="VerbatimChar"/>
     <w:rPr>
+      <w:rFonts w:ascii="Consolas" w:hAnsi="Consolas"/>
+      <w:b/>
       <w:color w:val="007020"/>
-      <w:b/>
+      <w:sz w:val="22"/>
     </w:rPr>
   </w:style>
   <w:style w:type="character" w:customStyle="1" w:styleId="OperatorTok">
     <w:name w:val="OperatorTok"/>
     <w:basedOn w:val="VerbatimChar"/>
     <w:rPr>
+      <w:rFonts w:ascii="Consolas" w:hAnsi="Consolas"/>
       <w:color w:val="666666"/>
+      <w:sz w:val="22"/>
     </w:rPr>
   </w:style>
   <w:style w:type="character" w:customStyle="1" w:styleId="BuiltInTok">
     <w:name w:val="BuiltInTok"/>
     <w:basedOn w:val="VerbatimChar"/>
-    <w:rPr/>
+    <w:rPr>
+      <w:rFonts w:ascii="Consolas" w:hAnsi="Consolas"/>
+      <w:sz w:val="22"/>
+    </w:rPr>
   </w:style>
   <w:style w:type="character" w:customStyle="1" w:styleId="ExtensionTok">
     <w:name w:val="ExtensionTok"/>
     <w:basedOn w:val="VerbatimChar"/>
-    <w:rPr/>
+    <w:rPr>
+      <w:rFonts w:ascii="Consolas" w:hAnsi="Consolas"/>
+      <w:sz w:val="22"/>
+    </w:rPr>
   </w:style>
   <w:style w:type="character" w:customStyle="1" w:styleId="PreprocessorTok">
     <w:name w:val="PreprocessorTok"/>
     <w:basedOn w:val="VerbatimChar"/>
     <w:rPr>
-      <w:color w:val="bc7a00"/>
+      <w:rFonts w:ascii="Consolas" w:hAnsi="Consolas"/>
+      <w:color w:val="BC7A00"/>
+      <w:sz w:val="22"/>
     </w:rPr>
   </w:style>
   <w:style w:type="character" w:customStyle="1" w:styleId="AttributeTok">
     <w:name w:val="AttributeTok"/>
     <w:basedOn w:val="VerbatimChar"/>
     <w:rPr>
-      <w:color w:val="7d9029"/>
+      <w:rFonts w:ascii="Consolas" w:hAnsi="Consolas"/>
+      <w:color w:val="7D9029"/>
+      <w:sz w:val="22"/>
     </w:rPr>
   </w:style>
   <w:style w:type="character" w:customStyle="1" w:styleId="RegionMarkerTok">
     <w:name w:val="RegionMarkerTok"/>
     <w:basedOn w:val="VerbatimChar"/>
-    <w:rPr/>
+    <w:rPr>
+      <w:rFonts w:ascii="Consolas" w:hAnsi="Consolas"/>
+      <w:sz w:val="22"/>
+    </w:rPr>
   </w:style>
   <w:style w:type="character" w:customStyle="1" w:styleId="InformationTok">
     <w:name w:val="InformationTok"/>
     <w:basedOn w:val="VerbatimChar"/>
     <w:rPr>
-      <w:color w:val="60a0b0"/>
+      <w:rFonts w:ascii="Consolas" w:hAnsi="Consolas"/>
       <w:b/>
       <w:i/>
+      <w:color w:val="60A0B0"/>
+      <w:sz w:val="22"/>
     </w:rPr>
   </w:style>
   <w:style w:type="character" w:customStyle="1" w:styleId="WarningTok">
     <w:name w:val="WarningTok"/>
     <w:basedOn w:val="VerbatimChar"/>
     <w:rPr>
-      <w:color w:val="60a0b0"/>
+      <w:rFonts w:ascii="Consolas" w:hAnsi="Consolas"/>
       <w:b/>
       <w:i/>
+      <w:color w:val="60A0B0"/>
+      <w:sz w:val="22"/>
     </w:rPr>
   </w:style>
   <w:style w:type="character" w:customStyle="1" w:styleId="AlertTok">
     <w:name w:val="AlertTok"/>
     <w:basedOn w:val="VerbatimChar"/>
     <w:rPr>
-      <w:color w:val="ff0000"/>
+      <w:rFonts w:ascii="Consolas" w:hAnsi="Consolas"/>
       <w:b/>
+      <w:color w:val="FF0000"/>
+      <w:sz w:val="22"/>
     </w:rPr>
   </w:style>
   <w:style w:type="character" w:customStyle="1" w:styleId="ErrorTok">
     <w:name w:val="ErrorTok"/>
     <w:basedOn w:val="VerbatimChar"/>
     <w:rPr>
-      <w:color w:val="ff0000"/>
+      <w:rFonts w:ascii="Consolas" w:hAnsi="Consolas"/>
       <w:b/>
+      <w:color w:val="FF0000"/>
+      <w:sz w:val="22"/>
     </w:rPr>
   </w:style>
   <w:style w:type="character" w:customStyle="1" w:styleId="NormalTok">
     <w:name w:val="NormalTok"/>
     <w:basedOn w:val="VerbatimChar"/>
-    <w:rPr/>
+    <w:rPr>
+      <w:rFonts w:ascii="Consolas" w:hAnsi="Consolas"/>
+      <w:sz w:val="22"/>
+    </w:rPr>
   </w:style>
 </w:styles>
 </file>
@@ -867,7 +1280,7 @@
     </a:clrScheme>
     <a:fontScheme name="Office">
       <a:majorFont>
-        <a:latin typeface="Calibri"/>
+        <a:latin typeface="Times New Roman"/>
         <a:ea typeface=""/>
         <a:cs typeface=""/>
         <a:font script="Jpan" typeface="ＭＳ ゴシック"/>
@@ -901,7 +1314,7 @@
         <a:font script="Uigh" typeface="Microsoft Uighur"/>
       </a:majorFont>
       <a:minorFont>
-        <a:latin typeface="Cambria"/>
+        <a:latin typeface="Times New Roman"/>
         <a:ea typeface=""/>
         <a:cs typeface=""/>
         <a:font script="Jpan" typeface="ＭＳ 明朝"/>
